--- a/writing/01_서론/2026-08-04_서론_인용근거정리.docx
+++ b/writing/01_서론/2026-08-04_서론_인용근거정리.docx
@@ -144,19 +144,19 @@
         <w:t xml:space="preserve"> </w:t>
       </w:r>
       <w:r>
-        <w:t xml:space="preserve">열노출로 인한 위협이 더욱 커질 것이다. 그럼에도 불구하고 도시 보행 공간은</w:t>
-      </w:r>
-      <w:r>
-        <w:t xml:space="preserve"> </w:t>
-      </w:r>
-      <w:r>
-        <w:t xml:space="preserve">대체로 기능성 위주로 계획되어 기후적 쾌적성에 대한 고려가 부족한 경우가</w:t>
-      </w:r>
-      <w:r>
-        <w:t xml:space="preserve"> </w:t>
-      </w:r>
-      <w:r>
-        <w:t xml:space="preserve">많다(Basu et al., 2024). 도시 내 이동 접근성의 공평한 분배와 이에 대한 정확한</w:t>
+        <w:t xml:space="preserve">열노출로 인한 위협이 더욱 커질 것이다(Basu et al., 2024). 그럼에도 불구하고</w:t>
+      </w:r>
+      <w:r>
+        <w:t xml:space="preserve"> </w:t>
+      </w:r>
+      <w:r>
+        <w:t xml:space="preserve">도시 보행 공간은 대체로 기능성 위주로 계획되어 기후적 쾌적성에 대한 고려가</w:t>
+      </w:r>
+      <w:r>
+        <w:t xml:space="preserve"> </w:t>
+      </w:r>
+      <w:r>
+        <w:t xml:space="preserve">부족한 경우가 많다(Basu et al., 2024). 도시 내 이동 접근성의 공평한 분배와 이에 대한 정확한</w:t>
       </w:r>
       <w:r>
         <w:t xml:space="preserve"> </w:t>
@@ -306,25 +306,7 @@
               <w:pStyle w:val="Compact"/>
             </w:pPr>
             <w:r>
-              <w:rPr>
-                <w:rStyle w:val="VerbatimChar"/>
-              </w:rPr>
-              <w:t xml:space="preserve">reference_list.csv</w:t>
-            </w:r>
-            <w:r>
-              <w:t xml:space="preserve"> </w:t>
-            </w:r>
-            <w:r>
-              <w:t xml:space="preserve">id 022:</w:t>
-            </w:r>
-            <w:r>
-              <w:t xml:space="preserve"> </w:t>
-            </w:r>
-            <w:r>
-              <w:t xml:space="preserve">“보행자 열회피 행동 + 접근성 감소 실증”</w:t>
-            </w:r>
-            <w:r>
-              <w:t xml:space="preserve">으로만 기록. ⚠️</w:t>
+              <w:t xml:space="preserve">✅</w:t>
             </w:r>
             <w:r>
               <w:t xml:space="preserve"> </w:t>
@@ -334,37 +316,29 @@
                 <w:b/>
                 <w:bCs/>
               </w:rPr>
-              <w:t xml:space="preserve">검증 필요</w:t>
-            </w:r>
-            <w:r>
-              <w:t xml:space="preserve"> </w:t>
-            </w:r>
-            <w:r>
-              <w:t xml:space="preserve">—</w:t>
-            </w:r>
-            <w:r>
-              <w:t xml:space="preserve"> </w:t>
-            </w:r>
-            <w:r>
-              <w:rPr>
-                <w:rStyle w:val="VerbatimChar"/>
-              </w:rPr>
-              <w:t xml:space="preserve">study_note_Basu2024.md</w:t>
-            </w:r>
-            <w:r>
-              <w:t xml:space="preserve">에</w:t>
-            </w:r>
-            <w:r>
-              <w:t xml:space="preserve"> </w:t>
-            </w:r>
-            <w:r>
-              <w:t xml:space="preserve">“생명 위협”</w:t>
-            </w:r>
-            <w:r>
-              <w:t xml:space="preserve"> </w:t>
-            </w:r>
-            <w:r>
-              <w:t xml:space="preserve">관련 원문 인용문 없음. 원문 Introduction 재확인 후 정확한 문구로 교체하거나, 더 직접적인 인명피해 통계 논문으로 대체 검토</w:t>
+              <w:t xml:space="preserve">검증 완료(2026-08-04, 원문 PDF Introduction p.2 직접 확인)</w:t>
+            </w:r>
+            <w:r>
+              <w:t xml:space="preserve">:</w:t>
+            </w:r>
+            <w:r>
+              <w:t xml:space="preserve"> </w:t>
+            </w:r>
+            <w:r>
+              <w:t xml:space="preserve">“The increasing number of hot days and frequent occurrences of heatwaves can cause</w:t>
+            </w:r>
+            <w:r>
+              <w:t xml:space="preserve"> </w:t>
+            </w:r>
+            <w:r>
+              <w:rPr>
+                <w:b/>
+                <w:bCs/>
+              </w:rPr>
+              <w:t xml:space="preserve">a serious threat to human life</w:t>
+            </w:r>
+            <w:r>
+              <w:t xml:space="preserve">.”</w:t>
             </w:r>
           </w:p>
         </w:tc>
@@ -451,27 +425,33 @@
             <w:r>
               <w:t xml:space="preserve">“이동수단 중 보행이 특히 위협적”</w:t>
             </w:r>
-          </w:p>
-        </w:tc>
-        <w:tc>
-          <w:tcPr/>
-          <w:p>
-            <w:pPr>
-              <w:pStyle w:val="Compact"/>
-            </w:pPr>
-            <w:r>
-              <w:t xml:space="preserve">—</w:t>
-            </w:r>
-          </w:p>
-        </w:tc>
-        <w:tc>
-          <w:tcPr/>
-          <w:p>
-            <w:pPr>
-              <w:pStyle w:val="Compact"/>
-            </w:pPr>
-            <w:r>
-              <w:t xml:space="preserve">⚠️</w:t>
+            <w:r>
+              <w:t xml:space="preserve"> </w:t>
+            </w:r>
+            <w:r>
+              <w:t xml:space="preserve">(Basu et al., 2024)</w:t>
+            </w:r>
+          </w:p>
+        </w:tc>
+        <w:tc>
+          <w:tcPr/>
+          <w:p>
+            <w:pPr>
+              <w:pStyle w:val="Compact"/>
+            </w:pPr>
+            <w:r>
+              <w:t xml:space="preserve">위와 동일</w:t>
+            </w:r>
+          </w:p>
+        </w:tc>
+        <w:tc>
+          <w:tcPr/>
+          <w:p>
+            <w:pPr>
+              <w:pStyle w:val="Compact"/>
+            </w:pPr>
+            <w:r>
+              <w:t xml:space="preserve">✅</w:t>
             </w:r>
             <w:r>
               <w:t xml:space="preserve"> </w:t>
@@ -481,25 +461,41 @@
                 <w:b/>
                 <w:bCs/>
               </w:rPr>
-              <w:t xml:space="preserve">근거 논문 미확보 — 인용 없음.</w:t>
-            </w:r>
-            <w:r>
-              <w:t xml:space="preserve"> </w:t>
-            </w:r>
-            <w:r>
-              <w:t xml:space="preserve">확보된 26편 스터디노트 중 이동수단별 열노출 위협을 비교한 논문 없음. 서치 필요하거나 표현을 완화 검토(§ 아래</w:t>
-            </w:r>
-            <w:r>
-              <w:t xml:space="preserve"> </w:t>
-            </w:r>
-            <w:r>
-              <w:t xml:space="preserve">“보강 제안”</w:t>
-            </w:r>
-            <w:r>
-              <w:t xml:space="preserve"> </w:t>
-            </w:r>
-            <w:r>
-              <w:t xml:space="preserve">참고)</w:t>
+              <w:t xml:space="preserve">검증 완료</w:t>
+            </w:r>
+            <w:r>
+              <w:t xml:space="preserve"> </w:t>
+            </w:r>
+            <w:r>
+              <w:t xml:space="preserve">— 바로 이어지는 원문 문장:</w:t>
+            </w:r>
+            <w:r>
+              <w:t xml:space="preserve"> </w:t>
+            </w:r>
+            <w:r>
+              <w:t xml:space="preserve">“Trips that entail physical exertion outdoors, such as</w:t>
+            </w:r>
+            <w:r>
+              <w:t xml:space="preserve"> </w:t>
+            </w:r>
+            <w:r>
+              <w:rPr>
+                <w:b/>
+                <w:bCs/>
+              </w:rPr>
+              <w:t xml:space="preserve">walking</w:t>
+            </w:r>
+            <w:r>
+              <w:t xml:space="preserve"> </w:t>
+            </w:r>
+            <w:r>
+              <w:t xml:space="preserve">and biking trips, will increase people’s overall exposure to potentially dangerous urban microclimates.”</w:t>
+            </w:r>
+            <w:r>
+              <w:t xml:space="preserve"> </w:t>
+            </w:r>
+            <w:r>
+              <w:t xml:space="preserve">기존에 무인용이었으나 인용 추가함(마스터 초안에 반영 완료)</w:t>
             </w:r>
           </w:p>
         </w:tc>
@@ -540,7 +536,7 @@
               <w:pStyle w:val="Compact"/>
             </w:pPr>
             <w:r>
-              <w:t xml:space="preserve">⚠️</w:t>
+              <w:t xml:space="preserve">✅</w:t>
             </w:r>
             <w:r>
               <w:t xml:space="preserve"> </w:t>
@@ -550,13 +546,22 @@
                 <w:b/>
                 <w:bCs/>
               </w:rPr>
-              <w:t xml:space="preserve">검증 필요</w:t>
-            </w:r>
-            <w:r>
-              <w:t xml:space="preserve"> </w:t>
-            </w:r>
-            <w:r>
-              <w:t xml:space="preserve">— 위와 동일 사유, study note에 직접 매칭 문구 없음</w:t>
+              <w:t xml:space="preserve">검증 완료</w:t>
+            </w:r>
+            <w:r>
+              <w:t xml:space="preserve">:</w:t>
+            </w:r>
+            <w:r>
+              <w:t xml:space="preserve"> </w:t>
+            </w:r>
+            <w:r>
+              <w:t xml:space="preserve">“Unfortunately, most urban walking spaces are planned by functionality, with little consideration of thermal comfort.”</w:t>
+            </w:r>
+            <w:r>
+              <w:t xml:space="preserve"> </w:t>
+            </w:r>
+            <w:r>
+              <w:t xml:space="preserve">(원문 p.2)</w:t>
             </w:r>
           </w:p>
         </w:tc>
@@ -1085,13 +1090,13 @@
       </w:r>
     </w:p>
     <w:bookmarkEnd w:id="9"/>
-    <w:bookmarkStart w:id="10" w:name="보강-제안-2-보행이-특히-위협적-문장"/>
+    <w:bookmarkStart w:id="10" w:name="해결됨-보행이-특히-위협적-문장-2026-08-04"/>
     <w:p>
       <w:pPr>
         <w:pStyle w:val="Heading3"/>
       </w:pPr>
       <w:r>
-        <w:t xml:space="preserve">➕ 보강 제안 2 —</w:t>
+        <w:t xml:space="preserve">✅ 해결됨 —</w:t>
       </w:r>
       <w:r>
         <w:t xml:space="preserve"> </w:t>
@@ -1103,7 +1108,7 @@
         <w:t xml:space="preserve"> </w:t>
       </w:r>
       <w:r>
-        <w:t xml:space="preserve">문장</w:t>
+        <w:t xml:space="preserve">문장 (2026-08-04)</w:t>
       </w:r>
     </w:p>
     <w:p>
@@ -1111,40 +1116,25 @@
         <w:pStyle w:val="FirstParagraph"/>
       </w:pPr>
       <w:r>
-        <w:t xml:space="preserve">현재 무인용 상태인</w:t>
-      </w:r>
-      <w:r>
-        <w:t xml:space="preserve"> </w:t>
-      </w:r>
-      <w:r>
-        <w:t xml:space="preserve">“여러 이동 방식 중 실외에서 신체 활동이 필연적으로 수반되는 보행의 경우 폭염 시 직접적인 열노출로 인한 위협이 더욱 커질 것이다”</w:t>
-      </w:r>
-      <w:r>
-        <w:t xml:space="preserve"> </w:t>
-      </w:r>
-      <w:r>
-        <w:t xml:space="preserve">문장은, 확보된 문헌 안에서 정확히 이 주장(이동수단 간 비교)을 다루는 논문을 찾지 못했습니다. 두 가지 선택지 중 결정 필요:</w:t>
-      </w:r>
-      <w:r>
-        <w:t xml:space="preserve"> </w:t>
-      </w:r>
-      <w:r>
-        <w:t xml:space="preserve">1. 근거 논문을 새로 서치(⚠️ 딥리서치 필요 — 임의로 추정 금지)</w:t>
-      </w:r>
-      <w:r>
-        <w:t xml:space="preserve"> </w:t>
-      </w:r>
-      <w:r>
-        <w:t xml:space="preserve">2. 이동수단 비교 주장을 빼고,</w:t>
-      </w:r>
-      <w:r>
-        <w:t xml:space="preserve"> </w:t>
-      </w:r>
-      <w:r>
-        <w:t xml:space="preserve">“보행자는 실외에서 장시간 신체활동을 하므로 열노출에 직접 노출된다”</w:t>
-      </w:r>
-      <w:r>
-        <w:t xml:space="preserve">는 정도로 인용 없이도 자명한 수준으로 완화</w:t>
+        <w:t xml:space="preserve">원래 무인용 상태였으나, Basu et al.(2024) 원문 PDF Introduction을 직접 읽고</w:t>
+      </w:r>
+      <w:r>
+        <w:t xml:space="preserve"> </w:t>
+      </w:r>
+      <w:r>
+        <w:t xml:space="preserve">같은 단락 바로 다음 문장이 이 주장 그대로임을 확인함(위 표 참고). 근거</w:t>
+      </w:r>
+      <w:r>
+        <w:t xml:space="preserve"> </w:t>
+      </w:r>
+      <w:r>
+        <w:t xml:space="preserve">미확보가 아니라 인용 표기 누락이었던 것으로 판명 — 마스터 초안에</w:t>
+      </w:r>
+      <w:r>
+        <w:t xml:space="preserve"> </w:t>
+      </w:r>
+      <w:r>
+        <w:t xml:space="preserve">(Basu et al., 2024) 인용 추가 완료.</w:t>
       </w:r>
     </w:p>
     <w:p>
@@ -1908,7 +1898,7 @@
               <w:pStyle w:val="Compact"/>
             </w:pPr>
             <w:r>
-              <w:t xml:space="preserve">제안 조치</w:t>
+              <w:t xml:space="preserve">상태</w:t>
             </w:r>
           </w:p>
         </w:tc>
@@ -1952,18 +1942,18 @@
               <w:pStyle w:val="Compact"/>
             </w:pPr>
             <w:r>
-              <w:t xml:space="preserve">스터디노트에 원문 매칭 없음</w:t>
-            </w:r>
-          </w:p>
-        </w:tc>
-        <w:tc>
-          <w:tcPr/>
-          <w:p>
-            <w:pPr>
-              <w:pStyle w:val="Compact"/>
-            </w:pPr>
-            <w:r>
-              <w:t xml:space="preserve">원문 Introduction 재확인</w:t>
+              <w:t xml:space="preserve">스터디노트엔 매칭 없었음</w:t>
+            </w:r>
+          </w:p>
+        </w:tc>
+        <w:tc>
+          <w:tcPr/>
+          <w:p>
+            <w:pPr>
+              <w:pStyle w:val="Compact"/>
+            </w:pPr>
+            <w:r>
+              <w:t xml:space="preserve">✅ 2026-08-04 원문 PDF 직접 확인 후 해결 — study note·검토표 갱신 완료</w:t>
             </w:r>
           </w:p>
         </w:tc>
@@ -2018,7 +2008,7 @@
               <w:pStyle w:val="Compact"/>
             </w:pPr>
             <w:r>
-              <w:t xml:space="preserve">원문 Introduction 재확인</w:t>
+              <w:t xml:space="preserve">✅ 위와 동일하게 해결</w:t>
             </w:r>
           </w:p>
         </w:tc>
@@ -2059,18 +2049,18 @@
               <w:pStyle w:val="Compact"/>
             </w:pPr>
             <w:r>
-              <w:t xml:space="preserve">인용 자체가 없음</w:t>
-            </w:r>
-          </w:p>
-        </w:tc>
-        <w:tc>
-          <w:tcPr/>
-          <w:p>
-            <w:pPr>
-              <w:pStyle w:val="Compact"/>
-            </w:pPr>
-            <w:r>
-              <w:t xml:space="preserve">서치 필요 또는 표현 완화</w:t>
+              <w:t xml:space="preserve">인용 자체가 없었음</w:t>
+            </w:r>
+          </w:p>
+        </w:tc>
+        <w:tc>
+          <w:tcPr/>
+          <w:p>
+            <w:pPr>
+              <w:pStyle w:val="Compact"/>
+            </w:pPr>
+            <w:r>
+              <w:t xml:space="preserve">✅ Basu(2024) 인용 추가 — 마스터 초안 반영 완료</w:t>
             </w:r>
           </w:p>
         </w:tc>
@@ -2120,10 +2110,10 @@
                 <w:b/>
                 <w:bCs/>
               </w:rPr>
-              <w:t xml:space="preserve">Yoon et al.(2020) 추가 제안</w:t>
-            </w:r>
-            <w:r>
-              <w:t xml:space="preserve">(이미 확보된 문헌, 즉시 반영 가능)</w:t>
+              <w:t xml:space="preserve">미결 — Yoon et al.(2020) 추가 제안</w:t>
+            </w:r>
+            <w:r>
+              <w:t xml:space="preserve">(이미 확보된 문헌, 사용자 확인 대기 중)</w:t>
             </w:r>
           </w:p>
         </w:tc>

--- a/writing/01_서론/2026-08-04_서론_인용근거정리.docx
+++ b/writing/01_서론/2026-08-04_서론_인용근거정리.docx
@@ -908,13 +908,13 @@
         </w:tc>
       </w:tr>
     </w:tbl>
-    <w:bookmarkStart w:id="9" w:name="보강-제안-1-yoon-et-al.-2020을-ipcc2022-옆에-추가"/>
+    <w:bookmarkStart w:id="9" w:name="반영-완료-yoon-et-al.-2020-2026-08-04"/>
     <w:p>
       <w:pPr>
         <w:pStyle w:val="Heading3"/>
       </w:pPr>
       <w:r>
-        <w:t xml:space="preserve">➕ 보강 제안 1 — Yoon et al. (2020)을 IPCC(2022) 옆에 추가</w:t>
+        <w:t xml:space="preserve">✅ 반영 완료 — Yoon et al. (2020) (2026-08-04)</w:t>
       </w:r>
     </w:p>
     <w:p>
@@ -962,34 +962,22 @@
           <w:b/>
           <w:bCs/>
         </w:rPr>
-        <w:t xml:space="preserve">상태</w:t>
-      </w:r>
-      <w:r>
-        <w:t xml:space="preserve">: 이미</w:t>
-      </w:r>
-      <w:r>
-        <w:t xml:space="preserve"> </w:t>
-      </w:r>
-      <w:r>
-        <w:rPr>
-          <w:rStyle w:val="VerbatimChar"/>
-        </w:rPr>
-        <w:t xml:space="preserve">references/all_papers/Yoon2020_HeatwaveKorea.pdf</w:t>
-      </w:r>
-      <w:r>
-        <w:t xml:space="preserve">로 확보되어 있고</w:t>
-      </w:r>
-      <w:r>
-        <w:t xml:space="preserve"> </w:t>
-      </w:r>
-      <w:r>
-        <w:rPr>
-          <w:rStyle w:val="VerbatimChar"/>
-        </w:rPr>
-        <w:t xml:space="preserve">reference_list.csv</w:t>
-      </w:r>
-      <w:r>
-        <w:t xml:space="preserve">(id 030)에도 등재되어 있으나, 정작 서론 어디에도 실제로 인용되어 있지 않음(등재만 되고 미사용).</w:t>
+        <w:t xml:space="preserve">원문 근거(Abstract 직접 확인)</w:t>
+      </w:r>
+      <w:r>
+        <w:t xml:space="preserve">:</w:t>
+      </w:r>
+      <w:r>
+        <w:t xml:space="preserve"> </w:t>
+      </w:r>
+      <w:r>
+        <w:t xml:space="preserve">“Global warming and abnormal climate change have resulted in an increase in the frequency of severe heatwave events. Recently, a series of extreme heatwave events have occurred in South Korea, and the damage from these events has also been increasing.”</w:t>
+      </w:r>
+      <w:r>
+        <w:t xml:space="preserve"> </w:t>
+      </w:r>
+      <w:r>
+        <w:t xml:space="preserve">군집분석으로 2000~2018년 한국 폭염일수가 1981~1999년 대비 유의하게 증가했음을 실증(카나차카반도 지위고도 이상과 연관된 cluster 2 유형).</w:t>
       </w:r>
     </w:p>
     <w:p>
@@ -1005,7 +993,7 @@
           <w:b/>
           <w:bCs/>
         </w:rPr>
-        <w:t xml:space="preserve">원문 근거(Abstract 직접 확인)</w:t>
+        <w:t xml:space="preserve">반영 문구(마스터 초안 확정)</w:t>
       </w:r>
       <w:r>
         <w:t xml:space="preserve">:</w:t>
@@ -1014,13 +1002,7 @@
         <w:t xml:space="preserve"> </w:t>
       </w:r>
       <w:r>
-        <w:t xml:space="preserve">“Global warming and abnormal climate change have resulted in an increase in the frequency of severe heatwave events. Recently, a series of extreme heatwave events have occurred in South Korea, and the damage from these events has also been increasing.”</w:t>
-      </w:r>
-      <w:r>
-        <w:t xml:space="preserve"> </w:t>
-      </w:r>
-      <w:r>
-        <w:t xml:space="preserve">군집분석으로 2000~2018년 한국 폭염일수가 1981~1999년 대비 유의하게 증가했음을 실증(카나차카반도 지위고도 이상과 연관된 cluster 2 유형).</w:t>
+        <w:t xml:space="preserve">“…도시 내 폭염의 빈도와 강도는 더욱 증가하는 추세이며(IPCC, 2022), 국내에서도 최근 폭염일수가 과거 대비 유의하게 증가하는 것으로 확인된다(Yoon et al., 2020).”</w:t>
       </w:r>
     </w:p>
     <w:p>
@@ -1036,57 +1018,10 @@
           <w:b/>
           <w:bCs/>
         </w:rPr>
-        <w:t xml:space="preserve">왜 추가하면 좋은가</w:t>
-      </w:r>
-      <w:r>
-        <w:t xml:space="preserve">: 지금</w:t>
-      </w:r>
-      <w:r>
-        <w:t xml:space="preserve"> </w:t>
-      </w:r>
-      <w:r>
-        <w:t xml:space="preserve">“기후변화로 인해 도시 내 폭염의 빈도와 강도는 더욱 증가하는 추세이며(IPCC, 2022)”</w:t>
-      </w:r>
-      <w:r>
-        <w:t xml:space="preserve">는 전지구적 일반론뿐이라, 바로 다음 문장인 서울/한국 사례로 넘어가기 전에</w:t>
-      </w:r>
-      <w:r>
-        <w:t xml:space="preserve"> </w:t>
-      </w:r>
-      <w:r>
-        <w:rPr>
-          <w:b/>
-          <w:bCs/>
-        </w:rPr>
-        <w:t xml:space="preserve">한국 특정적 실증 데이터</w:t>
-      </w:r>
-      <w:r>
-        <w:t xml:space="preserve">가 한 번 받쳐주면 논리가 더 촘촘해짐.</w:t>
-      </w:r>
-    </w:p>
-    <w:p>
-      <w:pPr>
-        <w:pStyle w:val="Compact"/>
-        <w:numPr>
-          <w:ilvl w:val="0"/>
-          <w:numId w:val="1001"/>
-        </w:numPr>
-      </w:pPr>
-      <w:r>
-        <w:rPr>
-          <w:b/>
-          <w:bCs/>
-        </w:rPr>
-        <w:t xml:space="preserve">제안 문구</w:t>
-      </w:r>
-      <w:r>
-        <w:t xml:space="preserve">:</w:t>
-      </w:r>
-      <w:r>
-        <w:t xml:space="preserve"> </w:t>
-      </w:r>
-      <w:r>
-        <w:t xml:space="preserve">“…도시 내 폭염의 빈도와 강도는 더욱 증가하는 추세이며(IPCC, 2022), 국내에서도 최근 폭염일수가 과거 대비 유의하게 증가하는 것으로 확인된다(Yoon et al., 2020).”</w:t>
+        <w:t xml:space="preserve">확인</w:t>
+      </w:r>
+      <w:r>
+        <w:t xml:space="preserve">: 사용자 확인 완료(2026-08-04), 마스터초안·마스터인용파일 모두 반영</w:t>
       </w:r>
     </w:p>
     <w:bookmarkEnd w:id="9"/>
@@ -2106,14 +2041,7 @@
               <w:pStyle w:val="Compact"/>
             </w:pPr>
             <w:r>
-              <w:rPr>
-                <w:b/>
-                <w:bCs/>
-              </w:rPr>
-              <w:t xml:space="preserve">미결 — Yoon et al.(2020) 추가 제안</w:t>
-            </w:r>
-            <w:r>
-              <w:t xml:space="preserve">(이미 확보된 문헌, 사용자 확인 대기 중)</w:t>
+              <w:t xml:space="preserve">✅ Yoon et al.(2020) 추가 — 마스터 초안 반영 완료 (2026-08-04)</w:t>
             </w:r>
           </w:p>
         </w:tc>
@@ -2124,7 +2052,7 @@
         <w:pStyle w:val="BodyText"/>
       </w:pPr>
       <w:r>
-        <w:t xml:space="preserve">이 중 4번(Yoon et al. 2020 추가)은 근거가 확실하니 바로 반영해도 될 것 같고, 1~3번은 교수님과 상의해서 원문 재확인 또는 표현 조정 방향을 정하면 좋을 것 같습니다.</w:t>
+        <w:t xml:space="preserve">4건 전부 해결됨. 서론 인용 관련 미확정 항목 없음(2026-08-04 기준).</w:t>
       </w:r>
     </w:p>
     <w:bookmarkEnd w:id="17"/>

--- a/writing/01_서론/2026-08-04_서론_인용근거정리.docx
+++ b/writing/01_서론/2026-08-04_서론_인용근거정리.docx
@@ -132,31 +132,43 @@
         <w:t xml:space="preserve"> </w:t>
       </w:r>
       <w:r>
-        <w:t xml:space="preserve">도시 내 폭염의 빈도와 강도는 더욱 증가하는 추세이며(IPCC, 2022), 여러 이동</w:t>
-      </w:r>
-      <w:r>
-        <w:t xml:space="preserve"> </w:t>
-      </w:r>
-      <w:r>
-        <w:t xml:space="preserve">방식 중 실외에서 신체 활동이 필연적으로 수반되는 보행의 경우 폭염 시 직접적인</w:t>
-      </w:r>
-      <w:r>
-        <w:t xml:space="preserve"> </w:t>
-      </w:r>
-      <w:r>
-        <w:t xml:space="preserve">열노출로 인한 위협이 더욱 커질 것이다(Basu et al., 2024). 그럼에도 불구하고</w:t>
-      </w:r>
-      <w:r>
-        <w:t xml:space="preserve"> </w:t>
-      </w:r>
-      <w:r>
-        <w:t xml:space="preserve">도시 보행 공간은 대체로 기능성 위주로 계획되어 기후적 쾌적성에 대한 고려가</w:t>
-      </w:r>
-      <w:r>
-        <w:t xml:space="preserve"> </w:t>
-      </w:r>
-      <w:r>
-        <w:t xml:space="preserve">부족한 경우가 많다(Basu et al., 2024). 도시 내 이동 접근성의 공평한 분배와 이에 대한 정확한</w:t>
+        <w:t xml:space="preserve">도시 내 폭염의 빈도와 강도는 더욱 증가하는 추세이며(IPCC, 2022), 국내에서도</w:t>
+      </w:r>
+      <w:r>
+        <w:t xml:space="preserve"> </w:t>
+      </w:r>
+      <w:r>
+        <w:t xml:space="preserve">최근 폭염일수가 과거 대비 유의하게 증가하는 것으로 확인된다(Yoon et al.,</w:t>
+      </w:r>
+      <w:r>
+        <w:t xml:space="preserve"> </w:t>
+      </w:r>
+      <w:r>
+        <w:t xml:space="preserve">2020). 여러 이동 방식 중 실외에서 신체 활동이 필연적으로 수반되는 보행의</w:t>
+      </w:r>
+      <w:r>
+        <w:t xml:space="preserve"> </w:t>
+      </w:r>
+      <w:r>
+        <w:t xml:space="preserve">경우 폭염 시 직접적인 열노출로 인한 위협이 더욱 커질 것이다(Basu et al.,</w:t>
+      </w:r>
+      <w:r>
+        <w:t xml:space="preserve"> </w:t>
+      </w:r>
+      <w:r>
+        <w:t xml:space="preserve">2024). 그럼에도 불구하고 도시 보행 공간은 대체로 기능성 위주로 계획되어</w:t>
+      </w:r>
+      <w:r>
+        <w:t xml:space="preserve"> </w:t>
+      </w:r>
+      <w:r>
+        <w:t xml:space="preserve">기후적 쾌적성에 대한 고려가 부족한 경우가 많다(Basu et al., 2024). 도시 내</w:t>
+      </w:r>
+      <w:r>
+        <w:t xml:space="preserve"> </w:t>
+      </w:r>
+      <w:r>
+        <w:t xml:space="preserve">이동 접근성의 공평한 분배와 이에 대한 정확한</w:t>
       </w:r>
       <w:r>
         <w:t xml:space="preserve"> </w:t>
@@ -411,6 +423,85 @@
             </w:r>
             <w:r>
               <w:t xml:space="preserve">“기후변화로 도시 폭염 빈도·강도 증가 — 연구 배경 근거 ✅”</w:t>
+            </w:r>
+          </w:p>
+        </w:tc>
+      </w:tr>
+      <w:tr>
+        <w:tc>
+          <w:tcPr/>
+          <w:p>
+            <w:pPr>
+              <w:pStyle w:val="Compact"/>
+            </w:pPr>
+            <w:r>
+              <w:t xml:space="preserve">“국내에서도 최근 폭염일수 유의하게 증가”</w:t>
+            </w:r>
+            <w:r>
+              <w:t xml:space="preserve"> </w:t>
+            </w:r>
+            <w:r>
+              <w:t xml:space="preserve">(Yoon et al., 2020)</w:t>
+            </w:r>
+          </w:p>
+        </w:tc>
+        <w:tc>
+          <w:tcPr/>
+          <w:p>
+            <w:pPr>
+              <w:pStyle w:val="Compact"/>
+            </w:pPr>
+            <w:r>
+              <w:t xml:space="preserve">Yoon, D. et al. (2020).</w:t>
+            </w:r>
+            <w:r>
+              <w:t xml:space="preserve"> </w:t>
+            </w:r>
+            <w:r>
+              <w:rPr>
+                <w:i/>
+                <w:iCs/>
+              </w:rPr>
+              <w:t xml:space="preserve">Climate Dynamics</w:t>
+            </w:r>
+            <w:r>
+              <w:t xml:space="preserve">, 55, 1685–1696.</w:t>
+            </w:r>
+          </w:p>
+        </w:tc>
+        <w:tc>
+          <w:tcPr/>
+          <w:p>
+            <w:pPr>
+              <w:pStyle w:val="Compact"/>
+            </w:pPr>
+            <w:r>
+              <w:t xml:space="preserve">✅</w:t>
+            </w:r>
+            <w:r>
+              <w:t xml:space="preserve"> </w:t>
+            </w:r>
+            <w:r>
+              <w:rPr>
+                <w:b/>
+                <w:bCs/>
+              </w:rPr>
+              <w:t xml:space="preserve">검증 완료(2026-08-04, 원문 PDF Abstract 직접 확인)</w:t>
+            </w:r>
+            <w:r>
+              <w:t xml:space="preserve">:</w:t>
+            </w:r>
+            <w:r>
+              <w:t xml:space="preserve"> </w:t>
+            </w:r>
+            <w:r>
+              <w:t xml:space="preserve">“Global warming and abnormal climate change have resulted in an increase in the frequency of severe heatwave events. Recently, a series of extreme heatwave events have occurred in South Korea…”</w:t>
+            </w:r>
+            <w:r>
+              <w:t xml:space="preserve"> </w:t>
+            </w:r>
+            <w:r>
+              <w:t xml:space="preserve">마스터 초안에 신규 반영 완료</w:t>
             </w:r>
           </w:p>
         </w:tc>
